--- a/fra/docx/41.content.docx
+++ b/fra/docx/41.content.docx
@@ -28,22 +28,6 @@
       </w:r>
     </w:p>
     <w:p>
-      <w:pPr>
-        <w:pStyle w:val="Heading2"/>
-      </w:pPr>
-      <w:r>
-        <w:rPr>
-          <w:lang w:val="fr_FR" w:bidi="fr_FR"/>
-        </w:rPr>
-        <w:t>License Information</w:t>
-      </w:r>
-      <w:r>
-        <w:rPr>
-          <w:lang w:val="fr_FR" w:bidi="fr_FR"/>
-        </w:rPr>
-      </w:r>
-    </w:p>
-    <w:p>
       <w:pPr/>
       <w:r>
         <w:rPr>
@@ -55,86 +39,25 @@
           <w:b/>
           <w:lang w:val="fr_FR" w:bidi="fr_FR"/>
         </w:rPr>
-        <w:t>Notes d'étude (Biblica)</w:t>
-      </w:r>
-      <w:r>
-        <w:rPr>
-          <w:lang w:val="fr_FR" w:bidi="fr_FR"/>
-        </w:rPr>
-        <w:t xml:space="preserve"> (French) is based on</w:t>
-      </w:r>
-      <w:r>
-        <w:rPr>
-          <w:lang w:val="fr_FR" w:bidi="fr_FR"/>
-        </w:rPr>
-        <w:t xml:space="preserve">: </w:t>
-      </w:r>
-      <w:r>
-        <w:rPr>
-          <w:lang w:val="fr_FR" w:bidi="fr_FR"/>
-        </w:rPr>
         <w:t>Biblica Study Notes</w:t>
       </w:r>
       <w:r>
         <w:rPr>
           <w:lang w:val="fr_FR" w:bidi="fr_FR"/>
         </w:rPr>
-        <w:t xml:space="preserve">, </w:t>
-      </w:r>
-      <w:hyperlink r:id="rId13">
-        <w:r>
-          <w:rPr>
-            <w:lang w:val="fr_FR" w:bidi="fr_FR"/>
-          </w:rPr>
-          <w:rPr>
-            <w:color w:val="0000EE"/>
-            <w:u w:val="single"/>
-          </w:rPr>
-          <w:t>Biblica Inc.</w:t>
-        </w:r>
-      </w:hyperlink>
-      <w:r>
-        <w:rPr>
-          <w:lang w:val="fr_FR" w:bidi="fr_FR"/>
-        </w:rPr>
-        <w:t xml:space="preserve">, 2023, which is licensed under a </w:t>
-      </w:r>
-      <w:hyperlink r:id="rId14">
-        <w:r>
-          <w:rPr>
-            <w:lang w:val="fr_FR" w:bidi="fr_FR"/>
-          </w:rPr>
-          <w:rPr>
-            <w:color w:val="0000EE"/>
-            <w:u w:val="single"/>
-          </w:rPr>
-          <w:t>CC BY-SA 4.0 license</w:t>
-        </w:r>
-      </w:hyperlink>
-      <w:r>
-        <w:rPr>
-          <w:lang w:val="fr_FR" w:bidi="fr_FR"/>
-        </w:rPr>
-        <w:t>.</w:t>
-      </w:r>
-      <w:r>
-        <w:rPr>
-          <w:lang w:val="fr_FR" w:bidi="fr_FR"/>
-        </w:rPr>
-      </w:r>
-    </w:p>
-    <w:p>
-      <w:pPr/>
-      <w:r>
-        <w:rPr>
-          <w:lang w:val="fr_FR" w:bidi="fr_FR"/>
-        </w:rPr>
-      </w:r>
-      <w:r>
-        <w:rPr>
-          <w:lang w:val="fr_FR" w:bidi="fr_FR"/>
-        </w:rPr>
-        <w:t>This PDF version is provided under the same license.</w:t>
+        <w:t xml:space="preserve"> © 2023 Biblica Inc. Released under CC BY-SA 4.0 license. </w:t>
+      </w:r>
+      <w:r>
+        <w:rPr>
+          <w:lang w:val="fr_FR" w:bidi="fr_FR"/>
+        </w:rPr>
+        <w:t>Biblica Study Notes</w:t>
+      </w:r>
+      <w:r>
+        <w:rPr>
+          <w:lang w:val="fr_FR" w:bidi="fr_FR"/>
+        </w:rPr>
+        <w:t xml:space="preserve"> has been adapted in the following languages: Tok Pisin, Arabic (عربي), French (Français), Hindi (हिंदी), Indonesian (Bahasa Indonesia), Portuguese (Português), Russian (Русский), Spanish (Español), Swahili (Kiswahili), and Simplified Chinese (简体中文)from Biblica Study Notes © 2023 Biblica Inc. Released under CC BY-SA 4.0 license by Mission Mutual</w:t>
       </w:r>
       <w:r>
         <w:rPr>

--- a/fra/docx/41.content.docx
+++ b/fra/docx/41.content.docx
@@ -116,26 +116,6 @@
           <w:lang w:val="fr_FR" w:bidi="fr_FR"/>
         </w:rPr>
         <w:t>MRK</w:t>
-      </w:r>
-      <w:r>
-        <w:rPr>
-          <w:lang w:val="fr_FR" w:bidi="fr_FR"/>
-        </w:rPr>
-      </w:r>
-    </w:p>
-    <w:p>
-      <w:pPr/>
-      <w:r>
-        <w:rPr>
-          <w:lang w:val="fr_FR" w:bidi="fr_FR"/>
-        </w:rPr>
-      </w:r>
-      <w:r>
-        <w:rPr>
-          <w:i/>
-          <w:lang w:val="fr_FR" w:bidi="fr_FR"/>
-        </w:rPr>
-        <w:t>Marc 1.1–20, Marc 1.21–45, Marc 2.1–22, Marc 2.23–3.6, Marc 3.7–19, Marc 3.20–35, Marc 4.1–34, Marc 4.35–5.20, Marc 5.21–43, Marc 6.1–13, Marc 6.14–29, Marc 6.30–44, Marc 6.45–56, Marc 7.1–23, Marc 7.24–37, Marc 8.1–21, Marc 8.22–30, Marc 8.31–9.1, Marc 9.2–13, Marc 9.14–29, Marc 9.30–37, Mark 9:38–50, Marc 10.1–16, Marc 10.17–31, Marc 10.32–45, Marc 10.46–52, Marc 11.1–11, Markc11.12–26, Marc 11.27–12.12, Marc 12.13–27, Marc 12.28–44, Marc 13.1–13, Marc 13.14–37, Marc 14.1–11, Marc 14.12–31, Marc 14.32–52, Marc 14.53–65, Marc 14.66–72, Marc 15.1–15, Marc 15.16–39, Marc 15.40–47, Marc 16.1–8, Marc 16.9–20</w:t>
       </w:r>
       <w:r>
         <w:rPr>

--- a/fra/docx/41.content.docx
+++ b/fra/docx/41.content.docx
@@ -19,7 +19,7 @@
         <w:rPr>
           <w:lang w:val="fr_FR" w:bidi="fr_FR"/>
         </w:rPr>
-        <w:t>Resource: Notes d'étude (Biblica)</w:t>
+        <w:t>Resource: Biblica Study Notes</w:t>
       </w:r>
       <w:r>
         <w:rPr>
@@ -78,7 +78,7 @@
         <w:rPr>
           <w:lang w:val="fr_FR" w:bidi="fr_FR"/>
         </w:rPr>
-        <w:t>Notes d'étude (Biblica)</w:t>
+        <w:t>Biblica Study Notes</w:t>
       </w:r>
     </w:p>
     <w:p>
